--- a/docs/guides/word/Guide_exploitation.docx
+++ b/docs/guides/word/Guide_exploitation.docx
@@ -11,7 +11,7 @@
           <wp:inline distT="0" distB="0" distL="0" distR="0">
             <wp:extent cx="1428750" cy="476250"/>
             <wp:effectExtent t="0" r="0" b="0" l="0"/>
-            <wp:docPr id="4" name="" descr="" title=""/>
+            <wp:docPr id="5" name="" descr="" title=""/>
             <wp:cNvGraphicFramePr>
               <a:graphicFrameLocks xmlns:a="http://schemas.openxmlformats.org/drawingml/2006/main" noChangeAspect="1"/>
             </wp:cNvGraphicFramePr>
@@ -676,7 +676,7 @@
           <w:sz w:val="20"/>
           <w:szCs w:val="20"/>
         </w:rPr>
-        <w:t xml:space="preserve">La session du téléphone dure 30 jours ; ensuite, se reconnecter avec du réseau.</w:t>
+        <w:t xml:space="preserve">La session du téléphone dure 30 jours sans retour au réseau, 90 jours au plus ; ensuite, se reconnecter avec du réseau. « Se déconnecter » efface du téléphone les listes et la page gardée pour l'usage hors réseau ; les saisies non envoyées restent et partiront à la prochaine connexion de leur auteur. Le téléphone ne garde ni tarifs ni marges.</w:t>
       </w:r>
     </w:p>
     <w:sectPr>

--- a/docs/guides/word/Guide_exploitation.docx
+++ b/docs/guides/word/Guide_exploitation.docx
@@ -258,7 +258,7 @@
           <w:sz w:val="20"/>
           <w:szCs w:val="20"/>
         </w:rPr>
-        <w:t xml:space="preserve">Une rotation porte l'ensemble routier, le chauffeur, le client, la route, le produit, le bon de livraison, les volumes chargé et livré et les frais (carburant, péages, frais du chauffeur, entretien, taxes spécifiques). Le tarif vient du tarif du client sur la route, à défaut du tarif de la route. La plateforme en déduit le chiffre d'affaires, le manquant et la marge.</w:t>
+        <w:t xml:space="preserve">Une rotation porte l'ensemble routier, le chauffeur, le client, la route, le produit, le bon de livraison, les volumes chargé et livré, les litres de carburant et les frais (carburant, péages, frais du chauffeur, entretien, pneumatiques, autres taxes payées hors barème). Le tarif vient du tarif du client sur la route, à défaut du tarif de la route ; le kilométrage, de l'aller-retour de la route. La plateforme en déduit le chiffre d'affaires, les taxes spécifiques du barème, le manquant (toléré ou hors tolérance) et la marge.</w:t>
       </w:r>
     </w:p>
     <w:p>
@@ -307,7 +307,7 @@
           <w:sz w:val="20"/>
           <w:szCs w:val="20"/>
         </w:rPr>
-        <w:t xml:space="preserve">Référentiels : ensembles routiers, chauffeurs, routes et tarifs par client.</w:t>
+        <w:t xml:space="preserve">Référentiels : ensembles routiers (capacité, année, mise en service), chauffeurs (avec leur fiche tiers), routes (aller, aller-retour, durée) et tarifs par client.</w:t>
       </w:r>
     </w:p>
     <w:p>
@@ -336,7 +336,7 @@
           <w:sz w:val="20"/>
           <w:szCs w:val="20"/>
         </w:rPr>
-        <w:t xml:space="preserve">Rotations : saisie, correction, puis « Valider » (volume et tarif requis).</w:t>
+        <w:t xml:space="preserve">Rotations : saisie, correction, puis « Valider » (volume et tarif requis ; un volume chargé au-delà de la capacité de la citerne est refusé, corriger le volume ou la capacité).</w:t>
       </w:r>
     </w:p>
     <w:p>
@@ -365,7 +365,7 @@
           <w:sz w:val="20"/>
           <w:szCs w:val="20"/>
         </w:rPr>
-        <w:t xml:space="preserve">Facturation : sélectionner les rotations validées d'un client, puis « Facturer » : une facture par client, une ligne par rotation.</w:t>
+        <w:t xml:space="preserve">Facturation : sélectionner les rotations validées d'un client, puis « Facturer » : une facture par client, une ligne par rotation, suivie des taxes refacturées et de la déduction du manquant hors tolérance selon les conditions du client.</w:t>
       </w:r>
     </w:p>
     <w:p>
@@ -394,7 +394,65 @@
           <w:sz w:val="20"/>
           <w:szCs w:val="20"/>
         </w:rPr>
-        <w:t xml:space="preserve">Rentabilité par ensemble routier, route, chauffeur, client ou mois.</w:t>
+        <w:t xml:space="preserve">Rentabilité par ensemble routier, route, chauffeur, client ou mois : km, coûts au km, consommation, coûts déclarés face aux coûts comptabilisés, charges de structure, résultat net.</w:t>
+      </w:r>
+    </w:p>
+    <w:p>
+      <w:pPr>
+        <w:tabs>
+          <w:tab w:val="left" w:pos="360"/>
+        </w:tabs>
+        <w:spacing w:after="60"/>
+        <w:ind w:left="360" w:hanging="360"/>
+        <w:jc w:val="both"/>
+      </w:pPr>
+      <w:r>
+        <w:rPr>
+          <w:rFonts w:ascii="Calibri" w:cs="Calibri" w:eastAsia="Calibri" w:hAnsi="Calibri"/>
+          <w:b/>
+          <w:bCs/>
+          <w:color w:val="1A9E9E"/>
+          <w:sz w:val="20"/>
+          <w:szCs w:val="20"/>
+        </w:rPr>
+        <w:t xml:space="preserve">•	</w:t>
+      </w:r>
+      <w:r>
+        <w:rPr>
+          <w:rFonts w:ascii="Calibri" w:cs="Calibri" w:eastAsia="Calibri" w:hAnsi="Calibri"/>
+          <w:sz w:val="20"/>
+          <w:szCs w:val="20"/>
+        </w:rPr>
+        <w:t xml:space="preserve">Manquants : par chauffeur, ensemble, client ou route ; liste des rotations hors tolérance.</w:t>
+      </w:r>
+    </w:p>
+    <w:p>
+      <w:pPr>
+        <w:tabs>
+          <w:tab w:val="left" w:pos="360"/>
+        </w:tabs>
+        <w:spacing w:after="60"/>
+        <w:ind w:left="360" w:hanging="360"/>
+        <w:jc w:val="both"/>
+      </w:pPr>
+      <w:r>
+        <w:rPr>
+          <w:rFonts w:ascii="Calibri" w:cs="Calibri" w:eastAsia="Calibri" w:hAnsi="Calibri"/>
+          <w:b/>
+          <w:bCs/>
+          <w:color w:val="1A9E9E"/>
+          <w:sz w:val="20"/>
+          <w:szCs w:val="20"/>
+        </w:rPr>
+        <w:t xml:space="preserve">•	</w:t>
+      </w:r>
+      <w:r>
+        <w:rPr>
+          <w:rFonts w:ascii="Calibri" w:cs="Calibri" w:eastAsia="Calibri" w:hAnsi="Calibri"/>
+          <w:sz w:val="20"/>
+          <w:szCs w:val="20"/>
+        </w:rPr>
+        <w:t xml:space="preserve">Contrôles de la flotte (onglet Rentabilité) : ensemble sans immobilisation, chauffeur habituel de plusieurs ensembles, aller-retour incohérent, route sans distance.</w:t>
       </w:r>
     </w:p>
     <w:p>
@@ -575,7 +633,7 @@
           <w:sz w:val="20"/>
           <w:szCs w:val="20"/>
         </w:rPr>
-        <w:t xml:space="preserve">« Nouvelle » : date, camion (le chauffeur habituel se remplit seul), client, route, produit, bon de livraison, volumes, frais éventuels, puis « Enregistrer la rotation ».</w:t>
+        <w:t xml:space="preserve">« Nouvelle » : date, camion (le chauffeur habituel se remplit seul), client, route, produit, bon de livraison, volumes, litres de carburant, frais éventuels, puis « Enregistrer la rotation ». Si la finance calcule les manquants à 15 °C, relever aussi les températures et la masse volumique du bon de chargement. Un volume supérieur à la capacité du camion est signalé avant l'envoi.</w:t>
       </w:r>
     </w:p>
     <w:p>

--- a/docs/guides/word/Guide_exploitation.docx
+++ b/docs/guides/word/Guide_exploitation.docx
@@ -11,7 +11,7 @@
           <wp:inline distT="0" distB="0" distL="0" distR="0">
             <wp:extent cx="1428750" cy="476250"/>
             <wp:effectExtent t="0" r="0" b="0" l="0"/>
-            <wp:docPr id="5" name="" descr="" title=""/>
+            <wp:docPr id="6" name="" descr="" title=""/>
             <wp:cNvGraphicFramePr>
               <a:graphicFrameLocks xmlns:a="http://schemas.openxmlformats.org/drawingml/2006/main" noChangeAspect="1"/>
             </wp:cNvGraphicFramePr>
@@ -210,7 +210,7 @@
           <w:sz w:val="20"/>
           <w:szCs w:val="20"/>
         </w:rPr>
-        <w:t xml:space="preserve">Deux sociétés, un seul compte : si votre compte est ouvert à EGUITRA GROUP SARLU et à MB AxisPro Consulting, choisissez la société de travail avec le sélecteur en haut de l'écran ; l'écran se recharge sur les données de cette société. Les comptabilités restent séparées. La direction et la finance disposent aussi de la vue « Groupe consolidé » qui réunit les deux.</w:t>
+        <w:t xml:space="preserve">Deux sociétés, un seul compte : si votre compte est ouvert à EGUITRA GROUP SARLU et à MB AxisPro, choisissez la société de travail avec le sélecteur en haut de l'écran ; l'écran se recharge sur les données de cette société. Les comptabilités restent séparées. La direction et la finance disposent aussi de la vue « Groupe consolidé » qui réunit les deux.</w:t>
       </w:r>
     </w:p>
     <w:p>

--- a/docs/guides/word/Guide_exploitation.docx
+++ b/docs/guides/word/Guide_exploitation.docx
@@ -11,7 +11,7 @@
           <wp:inline distT="0" distB="0" distL="0" distR="0">
             <wp:extent cx="1428750" cy="476250"/>
             <wp:effectExtent t="0" r="0" b="0" l="0"/>
-            <wp:docPr id="6" name="" descr="" title=""/>
+            <wp:docPr id="7" name="" descr="" title=""/>
             <wp:cNvGraphicFramePr>
               <a:graphicFrameLocks xmlns:a="http://schemas.openxmlformats.org/drawingml/2006/main" noChangeAspect="1"/>
             </wp:cNvGraphicFramePr>
@@ -278,7 +278,38 @@
           <w:sz w:val="26"/>
           <w:szCs w:val="26"/>
         </w:rPr>
-        <w:t xml:space="preserve">Au bureau (EGUITRA Finance &gt; Métiers &gt; Transport)</w:t>
+        <w:t xml:space="preserve">Au bureau : l'application NIMOVA · Transport</w:t>
+      </w:r>
+    </w:p>
+    <w:p>
+      <w:pPr>
+        <w:spacing w:after="100"/>
+        <w:jc w:val="both"/>
+      </w:pPr>
+      <w:r>
+        <w:rPr>
+          <w:rFonts w:ascii="Calibri" w:cs="Calibri" w:eastAsia="Calibri" w:hAnsi="Calibri"/>
+          <w:sz w:val="20"/>
+          <w:szCs w:val="20"/>
+        </w:rPr>
+        <w:t xml:space="preserve">Transport est une application à part entière, comme Finance et AxisPro Suite : elle s'ouvre depuis l'accueil NIMOVA (rayon Transport) ou par l'adresse </w:t>
+      </w:r>
+      <w:r>
+        <w:rPr>
+          <w:rFonts w:ascii="Consolas" w:cs="Consolas" w:eastAsia="Consolas" w:hAnsi="Consolas"/>
+          <w:color w:val="333333"/>
+          <w:sz w:val="18"/>
+          <w:szCs w:val="18"/>
+        </w:rPr>
+        <w:t xml:space="preserve">/transport</w:t>
+      </w:r>
+      <w:r>
+        <w:rPr>
+          <w:rFonts w:ascii="Calibri" w:cs="Calibri" w:eastAsia="Calibri" w:hAnsi="Calibri"/>
+          <w:sz w:val="20"/>
+          <w:szCs w:val="20"/>
+        </w:rPr>
+        <w:t xml:space="preserve">, avec les mêmes identifiants. Ses menus : Exploitation (tableau de bord, rotations, manquants), Gestion (rentabilité, propriétaires et répartition, taxes spécifiques), Référentiels (flotte et chauffeurs, routes et tarifs, paramètres).</w:t>
       </w:r>
     </w:p>
     <w:p>
@@ -307,7 +338,7 @@
           <w:sz w:val="20"/>
           <w:szCs w:val="20"/>
         </w:rPr>
-        <w:t xml:space="preserve">Référentiels : ensembles routiers (capacité, année, mise en service), chauffeurs (avec leur fiche tiers), routes (aller, aller-retour, durée) et tarifs par client.</w:t>
+        <w:t xml:space="preserve">Tableau de bord : volume livré du mois au compteur, état de la flotte, chiffre d'affaires, marge, à facturer, saisies à valider, contrôles de la flotte et des rotations, rotations à traiter.</w:t>
       </w:r>
     </w:p>
     <w:p>
@@ -336,7 +367,7 @@
           <w:sz w:val="20"/>
           <w:szCs w:val="20"/>
         </w:rPr>
-        <w:t xml:space="preserve">Rotations : saisie, correction, puis « Valider » (volume et tarif requis ; un volume chargé au-delà de la capacité de la citerne est refusé, corriger le volume ou la capacité).</w:t>
+        <w:t xml:space="preserve">Référentiels : ensembles routiers (capacité, année, mise en service, propriété et charges mensuelles, tenues par la finance), chauffeurs (avec leur fiche tiers), routes (aller, aller-retour, durée, forfaits de référence : carburant, prime de route, péages, autres frais), prix du carburant et tarifs par client.</w:t>
       </w:r>
     </w:p>
     <w:p>
@@ -365,6 +396,35 @@
           <w:sz w:val="20"/>
           <w:szCs w:val="20"/>
         </w:rPr>
+        <w:t xml:space="preserve">Rotations : saisie, correction, puis « Valider » (volume et tarif requis ; un volume chargé au-delà de la capacité de la citerne est refusé, corriger le volume ou la capacité). Le formulaire affiche le montant, le coût standard de la route et la marge estimée avant l'enregistrement ; la liste montre la marge estimée tant qu'aucun frais n'est saisi.</w:t>
+      </w:r>
+    </w:p>
+    <w:p>
+      <w:pPr>
+        <w:tabs>
+          <w:tab w:val="left" w:pos="360"/>
+        </w:tabs>
+        <w:spacing w:after="60"/>
+        <w:ind w:left="360" w:hanging="360"/>
+        <w:jc w:val="both"/>
+      </w:pPr>
+      <w:r>
+        <w:rPr>
+          <w:rFonts w:ascii="Calibri" w:cs="Calibri" w:eastAsia="Calibri" w:hAnsi="Calibri"/>
+          <w:b/>
+          <w:bCs/>
+          <w:color w:val="1A9E9E"/>
+          <w:sz w:val="20"/>
+          <w:szCs w:val="20"/>
+        </w:rPr>
+        <w:t xml:space="preserve">•	</w:t>
+      </w:r>
+      <w:r>
+        <w:rPr>
+          <w:rFonts w:ascii="Calibri" w:cs="Calibri" w:eastAsia="Calibri" w:hAnsi="Calibri"/>
+          <w:sz w:val="20"/>
+          <w:szCs w:val="20"/>
+        </w:rPr>
         <w:t xml:space="preserve">Facturation : sélectionner les rotations validées d'un client, puis « Facturer » : une facture par client, une ligne par rotation, suivie des taxes refacturées et de la déduction du manquant hors tolérance selon les conditions du client.</w:t>
       </w:r>
     </w:p>
@@ -452,7 +512,36 @@
           <w:sz w:val="20"/>
           <w:szCs w:val="20"/>
         </w:rPr>
-        <w:t xml:space="preserve">Contrôles de la flotte (onglet Rentabilité) : ensemble sans immobilisation, chauffeur habituel de plusieurs ensembles, aller-retour incohérent, route sans distance.</w:t>
+        <w:t xml:space="preserve">Contrôles de la flotte (tableau de bord et Rentabilité) : ensemble sans immobilisation, chauffeur habituel de plusieurs ensembles, aller-retour incohérent, route sans distance, carburant de référence incohérent avec les autres routes.</w:t>
+      </w:r>
+    </w:p>
+    <w:p>
+      <w:pPr>
+        <w:tabs>
+          <w:tab w:val="left" w:pos="360"/>
+        </w:tabs>
+        <w:spacing w:after="60"/>
+        <w:ind w:left="360" w:hanging="360"/>
+        <w:jc w:val="both"/>
+      </w:pPr>
+      <w:r>
+        <w:rPr>
+          <w:rFonts w:ascii="Calibri" w:cs="Calibri" w:eastAsia="Calibri" w:hAnsi="Calibri"/>
+          <w:b/>
+          <w:bCs/>
+          <w:color w:val="1A9E9E"/>
+          <w:sz w:val="20"/>
+          <w:szCs w:val="20"/>
+        </w:rPr>
+        <w:t xml:space="preserve">•	</w:t>
+      </w:r>
+      <w:r>
+        <w:rPr>
+          <w:rFonts w:ascii="Calibri" w:cs="Calibri" w:eastAsia="Calibri" w:hAnsi="Calibri"/>
+          <w:sz w:val="20"/>
+          <w:szCs w:val="20"/>
+        </w:rPr>
+        <w:t xml:space="preserve">Propriétaires et répartition (direction et finance) : relevés mensuels des ensembles gérés pour des propriétaires, commissions, pièces ; voir le guide de la finance.</w:t>
       </w:r>
     </w:p>
     <w:p>

--- a/docs/guides/word/Guide_exploitation.docx
+++ b/docs/guides/word/Guide_exploitation.docx
@@ -210,7 +210,7 @@
           <w:sz w:val="20"/>
           <w:szCs w:val="20"/>
         </w:rPr>
-        <w:t xml:space="preserve">Deux sociétés, un seul compte : si votre compte est ouvert à EGUITRA GROUP SARLU et à MB AxisPro, choisissez la société de travail avec le sélecteur en haut de l'écran ; l'écran se recharge sur les données de cette société. Les comptabilités restent séparées. La direction et la finance disposent aussi de la vue « Groupe consolidé » qui réunit les deux.</w:t>
+        <w:t xml:space="preserve">Deux sociétés, un seul compte : si votre compte est ouvert à EGUITRA GROUP SARLU et à MB AxisPro Consulting, choisissez la société de travail avec le sélecteur en haut de l'écran ; l'écran se recharge sur les données de cette société. Les comptabilités restent séparées. La direction et la finance disposent aussi de la vue « Groupe consolidé » qui réunit les deux.</w:t>
       </w:r>
     </w:p>
     <w:p>

--- a/docs/guides/word/Guide_exploitation.docx
+++ b/docs/guides/word/Guide_exploitation.docx
@@ -396,7 +396,7 @@
           <w:sz w:val="20"/>
           <w:szCs w:val="20"/>
         </w:rPr>
-        <w:t xml:space="preserve">Rotations : saisie, correction, puis « Valider » (volume et tarif requis ; un volume chargé au-delà de la capacité de la citerne est refusé, corriger le volume ou la capacité). Le formulaire affiche le montant, le coût standard de la route et la marge estimée avant l'enregistrement ; la liste montre la marge estimée tant qu'aucun frais n'est saisi.</w:t>
+        <w:t xml:space="preserve">Rotations : saisie, correction, puis « Valider » (volume et tarif requis ; un volume chargé au-delà de la capacité de la citerne est refusé, corriger le volume ou la capacité). Le formulaire affiche le montant, le coût standard de la route et la marge estimée avant l'enregistrement ; la liste montre la marge estimée tant qu'aucun frais n'est saisi. Un clic sur l'en-tête d'une colonne trie toutes les rotations du filtre (pas seulement la page affichée) ; la liste se lit par pages de cent, et un taux sous la marge minimale (Seuils et taux) est signalé.</w:t>
       </w:r>
     </w:p>
     <w:p>
@@ -752,6 +752,35 @@
           <w:szCs w:val="20"/>
         </w:rPr>
         <w:t xml:space="preserve">Sans réseau : la rotation est gardée sur le téléphone (« À envoyer ») et part seule dès que le réseau revient. Une saisie envoyée deux fois n'est créée qu'une fois.</w:t>
+      </w:r>
+    </w:p>
+    <w:p>
+      <w:pPr>
+        <w:tabs>
+          <w:tab w:val="left" w:pos="360"/>
+        </w:tabs>
+        <w:spacing w:after="60"/>
+        <w:ind w:left="360" w:hanging="360"/>
+        <w:jc w:val="both"/>
+      </w:pPr>
+      <w:r>
+        <w:rPr>
+          <w:rFonts w:ascii="Calibri" w:cs="Calibri" w:eastAsia="Calibri" w:hAnsi="Calibri"/>
+          <w:b/>
+          <w:bCs/>
+          <w:color w:val="1A9E9E"/>
+          <w:sz w:val="20"/>
+          <w:szCs w:val="20"/>
+        </w:rPr>
+        <w:t xml:space="preserve">•	</w:t>
+      </w:r>
+      <w:r>
+        <w:rPr>
+          <w:rFonts w:ascii="Calibri" w:cs="Calibri" w:eastAsia="Calibri" w:hAnsi="Calibri"/>
+          <w:sz w:val="20"/>
+          <w:szCs w:val="20"/>
+        </w:rPr>
+        <w:t xml:space="preserve">« Réseau faible » : le téléphone se dit connecté mais le bureau répond mal ou trop lentement. Rien n'est perdu : les saisies restent sur le téléphone et repartent seules ; la barre du bas rappelle la date du dernier envoi réussi.</w:t>
       </w:r>
     </w:p>
     <w:p>

--- a/docs/guides/word/Guide_exploitation.docx
+++ b/docs/guides/word/Guide_exploitation.docx
@@ -225,6 +225,214 @@
           <w:szCs w:val="20"/>
         </w:rPr>
         <w:t xml:space="preserve">Téléphone perdu ou changé : demander à l'administrateur de réinitialiser la double authentification. Mot de passe oublié : l'administrateur en remet un nouveau, provisoire. Les sessions expirent d'elles-mêmes au bout de quelques heures ; toutes les connexions sont journalisées.</w:t>
+      </w:r>
+    </w:p>
+    <w:p>
+      <w:pPr>
+        <w:keepNext/>
+        <w:pBdr>
+          <w:bottom w:val="single" w:color="1A9E9E" w:sz="6" w:space="2"/>
+        </w:pBdr>
+        <w:spacing w:after="100" w:before="280"/>
+      </w:pPr>
+      <w:r>
+        <w:rPr>
+          <w:rFonts w:ascii="Calibri" w:cs="Calibri" w:eastAsia="Calibri" w:hAnsi="Calibri"/>
+          <w:b/>
+          <w:bCs/>
+          <w:color w:val="1C1E6B"/>
+          <w:sz w:val="26"/>
+          <w:szCs w:val="26"/>
+        </w:rPr>
+        <w:t xml:space="preserve">Comptes internes : la discussion</w:t>
+      </w:r>
+    </w:p>
+    <w:p>
+      <w:pPr>
+        <w:spacing w:after="100"/>
+        <w:jc w:val="both"/>
+      </w:pPr>
+      <w:r>
+        <w:rPr>
+          <w:rFonts w:ascii="Calibri" w:cs="Calibri" w:eastAsia="Calibri" w:hAnsi="Calibri"/>
+          <w:sz w:val="20"/>
+          <w:szCs w:val="20"/>
+        </w:rPr>
+        <w:t xml:space="preserve">Pour échanger entre collègues sans quitter la plateforme (jamais avec les porteurs de projets, qui écrivent à leur consultant depuis le portail).</w:t>
+      </w:r>
+    </w:p>
+    <w:p>
+      <w:pPr>
+        <w:tabs>
+          <w:tab w:val="left" w:pos="360"/>
+        </w:tabs>
+        <w:spacing w:after="60"/>
+        <w:ind w:left="360" w:hanging="360"/>
+        <w:jc w:val="both"/>
+      </w:pPr>
+      <w:r>
+        <w:rPr>
+          <w:rFonts w:ascii="Calibri" w:cs="Calibri" w:eastAsia="Calibri" w:hAnsi="Calibri"/>
+          <w:b/>
+          <w:bCs/>
+          <w:color w:val="1A9E9E"/>
+          <w:sz w:val="20"/>
+          <w:szCs w:val="20"/>
+        </w:rPr>
+        <w:t xml:space="preserve">•	</w:t>
+      </w:r>
+      <w:r>
+        <w:rPr>
+          <w:rFonts w:ascii="Calibri" w:cs="Calibri" w:eastAsia="Calibri" w:hAnsi="Calibri"/>
+          <w:sz w:val="20"/>
+          <w:szCs w:val="20"/>
+        </w:rPr>
+        <w:t xml:space="preserve">L'icône à bulles, en haut de l'écran, ouvre le panneau de discussion ; le chiffre sur l'icône compte les messages non lus. « Pleine page » ouvre la même discussion en grand.</w:t>
+      </w:r>
+    </w:p>
+    <w:p>
+      <w:pPr>
+        <w:tabs>
+          <w:tab w:val="left" w:pos="360"/>
+        </w:tabs>
+        <w:spacing w:after="60"/>
+        <w:ind w:left="360" w:hanging="360"/>
+        <w:jc w:val="both"/>
+      </w:pPr>
+      <w:r>
+        <w:rPr>
+          <w:rFonts w:ascii="Calibri" w:cs="Calibri" w:eastAsia="Calibri" w:hAnsi="Calibri"/>
+          <w:b/>
+          <w:bCs/>
+          <w:color w:val="1A9E9E"/>
+          <w:sz w:val="20"/>
+          <w:szCs w:val="20"/>
+        </w:rPr>
+        <w:t xml:space="preserve">•	</w:t>
+      </w:r>
+      <w:r>
+        <w:rPr>
+          <w:rFonts w:ascii="Calibri" w:cs="Calibri" w:eastAsia="Calibri" w:hAnsi="Calibri"/>
+          <w:sz w:val="20"/>
+          <w:szCs w:val="20"/>
+        </w:rPr>
+        <w:t xml:space="preserve">« Nouvelle » : « À deux » (choisir un collègue) ou « Groupe » (un nom, des collègues). Seuls les collègues qui partagent au moins une société avec vous sont proposés. Le créateur d'un groupe en est le responsable : lui seul y ajoute ou en retire des membres ; chacun peut le quitter.</w:t>
+      </w:r>
+    </w:p>
+    <w:p>
+      <w:pPr>
+        <w:tabs>
+          <w:tab w:val="left" w:pos="360"/>
+        </w:tabs>
+        <w:spacing w:after="60"/>
+        <w:ind w:left="360" w:hanging="360"/>
+        <w:jc w:val="both"/>
+      </w:pPr>
+      <w:r>
+        <w:rPr>
+          <w:rFonts w:ascii="Calibri" w:cs="Calibri" w:eastAsia="Calibri" w:hAnsi="Calibri"/>
+          <w:b/>
+          <w:bCs/>
+          <w:color w:val="1A9E9E"/>
+          <w:sz w:val="20"/>
+          <w:szCs w:val="20"/>
+        </w:rPr>
+        <w:t xml:space="preserve">•	</w:t>
+      </w:r>
+      <w:r>
+        <w:rPr>
+          <w:rFonts w:ascii="Calibri" w:cs="Calibri" w:eastAsia="Calibri" w:hAnsi="Calibri"/>
+          <w:sz w:val="20"/>
+          <w:szCs w:val="20"/>
+        </w:rPr>
+        <w:t xml:space="preserve">Sur une fiche (dossier AxisPro, chantier, rotation, bien), le bouton « Discussion » ouvre la conversation de la fiche, ouverte à tous ceux qui peuvent lire la fiche.</w:t>
+      </w:r>
+    </w:p>
+    <w:p>
+      <w:pPr>
+        <w:tabs>
+          <w:tab w:val="left" w:pos="360"/>
+        </w:tabs>
+        <w:spacing w:after="60"/>
+        <w:ind w:left="360" w:hanging="360"/>
+        <w:jc w:val="both"/>
+      </w:pPr>
+      <w:r>
+        <w:rPr>
+          <w:rFonts w:ascii="Calibri" w:cs="Calibri" w:eastAsia="Calibri" w:hAnsi="Calibri"/>
+          <w:b/>
+          <w:bCs/>
+          <w:color w:val="1A9E9E"/>
+          <w:sz w:val="20"/>
+          <w:szCs w:val="20"/>
+        </w:rPr>
+        <w:t xml:space="preserve">•	</w:t>
+      </w:r>
+      <w:r>
+        <w:rPr>
+          <w:rFonts w:ascii="Calibri" w:cs="Calibri" w:eastAsia="Calibri" w:hAnsi="Calibri"/>
+          <w:sz w:val="20"/>
+          <w:szCs w:val="20"/>
+        </w:rPr>
+        <w:t xml:space="preserve">Écrire : Entrée envoie, Maj + Entrée passe à la ligne ; le trombone joint jusqu'à cinq fichiers (PDF, JPEG, PNG, Word .docx ou Excel .xlsx, 20 Mo chacun). « Répondre » cite un message ; « Retirer » efface pour tous un message que vous avez envoyé (« Message retiré » reste affiché).</w:t>
+      </w:r>
+    </w:p>
+    <w:p>
+      <w:pPr>
+        <w:tabs>
+          <w:tab w:val="left" w:pos="360"/>
+        </w:tabs>
+        <w:spacing w:after="60"/>
+        <w:ind w:left="360" w:hanging="360"/>
+        <w:jc w:val="both"/>
+      </w:pPr>
+      <w:r>
+        <w:rPr>
+          <w:rFonts w:ascii="Calibri" w:cs="Calibri" w:eastAsia="Calibri" w:hAnsi="Calibri"/>
+          <w:b/>
+          <w:bCs/>
+          <w:color w:val="1A9E9E"/>
+          <w:sz w:val="20"/>
+          <w:szCs w:val="20"/>
+        </w:rPr>
+        <w:t xml:space="preserve">•	</w:t>
+      </w:r>
+      <w:r>
+        <w:rPr>
+          <w:rFonts w:ascii="Calibri" w:cs="Calibri" w:eastAsia="Calibri" w:hAnsi="Calibri"/>
+          <w:sz w:val="20"/>
+          <w:szCs w:val="20"/>
+        </w:rPr>
+        <w:t xml:space="preserve">Les nouveaux messages arrivent d'eux-mêmes en quelques secondes. Ils ne vous gardent pas connecté : sans geste de votre part, la déconnexion après inactivité s'applique.</w:t>
+      </w:r>
+    </w:p>
+    <w:p>
+      <w:pPr>
+        <w:tabs>
+          <w:tab w:val="left" w:pos="360"/>
+        </w:tabs>
+        <w:spacing w:after="60"/>
+        <w:ind w:left="360" w:hanging="360"/>
+        <w:jc w:val="both"/>
+      </w:pPr>
+      <w:r>
+        <w:rPr>
+          <w:rFonts w:ascii="Calibri" w:cs="Calibri" w:eastAsia="Calibri" w:hAnsi="Calibri"/>
+          <w:b/>
+          <w:bCs/>
+          <w:color w:val="1A9E9E"/>
+          <w:sz w:val="20"/>
+          <w:szCs w:val="20"/>
+        </w:rPr>
+        <w:t xml:space="preserve">•	</w:t>
+      </w:r>
+      <w:r>
+        <w:rPr>
+          <w:rFonts w:ascii="Calibri" w:cs="Calibri" w:eastAsia="Calibri" w:hAnsi="Calibri"/>
+          <w:sz w:val="20"/>
+          <w:szCs w:val="20"/>
+        </w:rPr>
+        <w:t xml:space="preserve">Confidentialité : une conversation n'est lue que par ses membres, l'administration comprise.</w:t>
       </w:r>
     </w:p>
     <w:p>
